--- a/downloads/documents/04 Units/Unit 07 - Capstone - Launch Career Readiness and FACS Shark Tank/Calendar 07.docx
+++ b/downloads/documents/04 Units/Unit 07 - Capstone - Launch Career Readiness and FACS Shark Tank/Calendar 07.docx
@@ -1550,7 +1550,7 @@
     <w:sectPr>
       <w:headerReference w:type="default" r:id="rId9"/>
       <w:pgSz w:w="12240" w:h="15840"/>
-      <w:pgMar w:top="1440" w:bottom="1440" w:left="1440" w:right="1440" w:header="504"/>
+      <w:pgMar w:top="1296" w:bottom="1296" w:left="1296" w:right="1296" w:header="504"/>
     </w:sectPr>
   </w:body>
 </w:document>
